--- a/crates/maestro-app/tests/fixtures/docx/attachments/math.docx
+++ b/crates/maestro-app/tests/fixtures/docx/attachments/math.docx
@@ -8,7 +8,10 @@
       </w:r>
       <m:oMath xmlns:m="http://schemas.openxmlformats.org/officeDocument/2006/math">
         <m:r>
-          <m:t>x=1</m:t>
+          <m:t>x=</m:t>
+        </m:r>
+        <m:r>
+          <m:t>1</m:t>
         </m:r>
       </m:oMath>
       <w:r>
